--- a/MyDocumentConverterMultiOSV10/samples/output/markup/latex/docx.docx
+++ b/MyDocumentConverterMultiOSV10/samples/output/markup/latex/docx.docx
@@ -114,7 +114,7 @@
       <w:r>
         <w:t xml:space="preserve">, 그리고 </w:t>
       </w:r>
-      <w:hyperlink w:history="1" r:id="rIdc4_vba0tz85r-c2jy87is">
+      <w:hyperlink w:history="1" r:id="rIdhylcl7ovod1lfaozjolzg">
         <w:r>
           <w:rPr>
             <w:rStyle w:val="Hyperlink"/>
@@ -784,7 +784,7 @@
       <w:r>
         <w:t xml:space="preserve"> 자동 링크 </w:t>
       </w:r>
-      <w:hyperlink w:history="1" r:id="rIdet0p0ehg7g3vr5t2vmllc">
+      <w:hyperlink w:history="1" r:id="rIdk1mbhuiwvhaqecsm4nu1g">
         <w:r>
           <w:rPr>
             <w:rStyle w:val="Hyperlink"/>
@@ -795,7 +795,7 @@
       <w:r>
         <w:t xml:space="preserve"> 와 </w:t>
       </w:r>
-      <w:hyperlink w:history="1" r:id="rIdcejqsswedtudo-52v1xi_">
+      <w:hyperlink w:history="1" r:id="rIdymb-i286j5pdwit8s3qmn">
         <w:r>
           <w:rPr>
             <w:rStyle w:val="Hyperlink"/>
